--- a/docs/docs/svt-v-atlas/SVT-roli-i-puti.docx
+++ b/docs/docs/svt-v-atlas/SVT-roli-i-puti.docx
@@ -282,7 +282,7 @@
           <w:sz w:val="23"/>
           <w:szCs w:val="23"/>
         </w:rPr>
-        <w:t>ь ролей — встреча с бизнес-лидером по первой версии идеального процесса и решения по второй версии; права и «Единое окно» сегодня — руководство пользователя ред. 32; нагрузка сервиса «Северсталь», заявки, CRM, матрица каналов — факты из идеального процесса</w:t>
+        <w:t>ь ролей — встреча с бизнес-лидером по первой версии идеального процесса и решения по второй версии; права и «Единое окно» сегодня — руководство пользователя ред. 32; нагрузка специалистов «Северсталь», заявки, CRM, матрица каналов — факты из идеального про</w:t>
       </w:r>
       <w:r>
         <w:rPr>
@@ -291,7 +291,7 @@
           <w:sz w:val="23"/>
           <w:szCs w:val="23"/>
         </w:rPr>
-        <w:t xml:space="preserve"> и ФТТ SVT-3716. Интервью с рабочих мест по шагам ещё нет (раздел 6).</w:t>
+        <w:t>цесса и ФТТ SVT-3716. Интервью с рабочих мест по шагам ещё нет (раздел 6).</w:t>
       </w:r>
     </w:p>
     <w:p>
@@ -301,7 +301,7 @@
           <w:numId w:val="1"/>
         </w:numPr>
         <w:spacing w:before="100" w:beforeAutospacing="1" w:after="100" w:afterAutospacing="1"/>
-        <w:divId w:val="293608112"/>
+        <w:divId w:val="1108084903"/>
         <w:rPr>
           <w:rFonts w:ascii="Segoe UI" w:eastAsia="Times New Roman" w:hAnsi="Segoe UI" w:cs="Segoe UI"/>
           <w:color w:val="1B2733"/>
@@ -326,7 +326,7 @@
           <w:numId w:val="1"/>
         </w:numPr>
         <w:spacing w:before="100" w:beforeAutospacing="1" w:after="100" w:afterAutospacing="1"/>
-        <w:divId w:val="293608112"/>
+        <w:divId w:val="1108084903"/>
         <w:rPr>
           <w:rFonts w:ascii="Segoe UI" w:eastAsia="Times New Roman" w:hAnsi="Segoe UI" w:cs="Segoe UI"/>
           <w:color w:val="1B2733"/>
@@ -377,7 +377,7 @@
       </w:tblGrid>
       <w:tr>
         <w:trPr>
-          <w:divId w:val="497576150"/>
+          <w:divId w:val="475993315"/>
           <w:tblHeader/>
         </w:trPr>
         <w:tc>
@@ -465,7 +465,7 @@
       </w:tr>
       <w:tr>
         <w:trPr>
-          <w:divId w:val="497576150"/>
+          <w:divId w:val="475993315"/>
         </w:trPr>
         <w:tc>
           <w:tcPr>
@@ -525,23 +525,23 @@
                 <w:sz w:val="21"/>
                 <w:szCs w:val="21"/>
               </w:rPr>
-              <w:t xml:space="preserve">Решено с бизнесом при </w:t>
-            </w:r>
-            <w:r>
-              <w:rPr>
-                <w:rFonts w:ascii="Segoe UI" w:eastAsia="Times New Roman" w:hAnsi="Segoe UI" w:cs="Segoe UI"/>
-                <w:color w:val="1B2733"/>
-                <w:sz w:val="21"/>
-                <w:szCs w:val="21"/>
-              </w:rPr>
-              <w:t>подготовке второй версии идеального процесса</w:t>
+              <w:t>Решено с бизнесом</w:t>
+            </w:r>
+            <w:r>
+              <w:rPr>
+                <w:rFonts w:ascii="Segoe UI" w:eastAsia="Times New Roman" w:hAnsi="Segoe UI" w:cs="Segoe UI"/>
+                <w:color w:val="1B2733"/>
+                <w:sz w:val="21"/>
+                <w:szCs w:val="21"/>
+              </w:rPr>
+              <w:t xml:space="preserve"> при подготовке второй версии идеального процесса</w:t>
             </w:r>
           </w:p>
         </w:tc>
       </w:tr>
       <w:tr>
         <w:trPr>
-          <w:divId w:val="497576150"/>
+          <w:divId w:val="475993315"/>
         </w:trPr>
         <w:tc>
           <w:tcPr>
@@ -608,7 +608,7 @@
       </w:tr>
       <w:tr>
         <w:trPr>
-          <w:divId w:val="497576150"/>
+          <w:divId w:val="475993315"/>
         </w:trPr>
         <w:tc>
           <w:tcPr>
@@ -674,7 +674,7 @@
       </w:tr>
       <w:tr>
         <w:trPr>
-          <w:divId w:val="497576150"/>
+          <w:divId w:val="475993315"/>
         </w:trPr>
         <w:tc>
           <w:tcPr>
@@ -740,7 +740,7 @@
       </w:tr>
       <w:tr>
         <w:trPr>
-          <w:divId w:val="497576150"/>
+          <w:divId w:val="475993315"/>
         </w:trPr>
         <w:tc>
           <w:tcPr>
@@ -806,7 +806,7 @@
       </w:tr>
       <w:tr>
         <w:trPr>
-          <w:divId w:val="497576150"/>
+          <w:divId w:val="475993315"/>
         </w:trPr>
         <w:tc>
           <w:tcPr>
@@ -899,14 +899,14 @@
         <w:tblLook w:val="04A0" w:firstRow="1" w:lastRow="0" w:firstColumn="1" w:lastColumn="0" w:noHBand="0" w:noVBand="1"/>
       </w:tblPr>
       <w:tblGrid>
-        <w:gridCol w:w="480"/>
-        <w:gridCol w:w="480"/>
-        <w:gridCol w:w="480"/>
-        <w:gridCol w:w="480"/>
+        <w:gridCol w:w="794"/>
+        <w:gridCol w:w="2755"/>
+        <w:gridCol w:w="2635"/>
+        <w:gridCol w:w="3171"/>
       </w:tblGrid>
       <w:tr>
         <w:trPr>
-          <w:divId w:val="331490625"/>
+          <w:divId w:val="1983920948"/>
           <w:tblHeader/>
         </w:trPr>
         <w:tc>
@@ -1076,7 +1076,7 @@
       </w:tr>
       <w:tr>
         <w:trPr>
-          <w:divId w:val="331490625"/>
+          <w:divId w:val="1983920948"/>
         </w:trPr>
         <w:tc>
           <w:tcPr>
@@ -1210,7 +1210,7 @@
       </w:tr>
       <w:tr>
         <w:trPr>
-          <w:divId w:val="331490625"/>
+          <w:divId w:val="1983920948"/>
         </w:trPr>
         <w:tc>
           <w:tcPr>
@@ -1306,7 +1306,7 @@
                 <w:sz w:val="21"/>
                 <w:szCs w:val="21"/>
               </w:rPr>
-              <w:t>встреча с бизнес-лидером; FTE-таблицы сервиса «Северсталь»</w:t>
+              <w:t>встреча с бизнес-лидером; FTE-таблицы специалистов «Северсталь»</w:t>
             </w:r>
           </w:p>
         </w:tc>
@@ -1344,7 +1344,7 @@
       </w:tr>
       <w:tr>
         <w:trPr>
-          <w:divId w:val="331490625"/>
+          <w:divId w:val="1983920948"/>
         </w:trPr>
         <w:tc>
           <w:tcPr>
@@ -1440,16 +1440,16 @@
                 <w:sz w:val="21"/>
                 <w:szCs w:val="21"/>
               </w:rPr>
-              <w:t>встреча с бизнес-лидером; 3 750 заявок</w:t>
-            </w:r>
-            <w:r>
-              <w:rPr>
-                <w:rFonts w:ascii="Segoe UI" w:eastAsia="Times New Roman" w:hAnsi="Segoe UI" w:cs="Segoe UI"/>
-                <w:color w:val="1B2733"/>
-                <w:sz w:val="21"/>
-                <w:szCs w:val="21"/>
-              </w:rPr>
-              <w:t xml:space="preserve"> за 2025</w:t>
+              <w:t>встреча с бизнес-лидером; 3 750 з</w:t>
+            </w:r>
+            <w:r>
+              <w:rPr>
+                <w:rFonts w:ascii="Segoe UI" w:eastAsia="Times New Roman" w:hAnsi="Segoe UI" w:cs="Segoe UI"/>
+                <w:color w:val="1B2733"/>
+                <w:sz w:val="21"/>
+                <w:szCs w:val="21"/>
+              </w:rPr>
+              <w:t>аявок за 2025</w:t>
             </w:r>
           </w:p>
         </w:tc>
@@ -1487,7 +1487,7 @@
       </w:tr>
       <w:tr>
         <w:trPr>
-          <w:divId w:val="331490625"/>
+          <w:divId w:val="1983920948"/>
         </w:trPr>
         <w:tc>
           <w:tcPr>
@@ -1621,7 +1621,7 @@
       </w:tr>
       <w:tr>
         <w:trPr>
-          <w:divId w:val="331490625"/>
+          <w:divId w:val="1983920948"/>
         </w:trPr>
         <w:tc>
           <w:tcPr>
@@ -1755,7 +1755,7 @@
       </w:tr>
       <w:tr>
         <w:trPr>
-          <w:divId w:val="331490625"/>
+          <w:divId w:val="1983920948"/>
         </w:trPr>
         <w:tc>
           <w:tcPr>
@@ -1889,7 +1889,7 @@
       </w:tr>
       <w:tr>
         <w:trPr>
-          <w:divId w:val="331490625"/>
+          <w:divId w:val="1983920948"/>
         </w:trPr>
         <w:tc>
           <w:tcPr>
@@ -2023,7 +2023,7 @@
       </w:tr>
       <w:tr>
         <w:trPr>
-          <w:divId w:val="331490625"/>
+          <w:divId w:val="1983920948"/>
         </w:trPr>
         <w:tc>
           <w:tcPr>
@@ -2119,16 +2119,7 @@
                 <w:sz w:val="21"/>
                 <w:szCs w:val="21"/>
               </w:rPr>
-              <w:t>90 тыс. запросов «Умный подб</w:t>
-            </w:r>
-            <w:r>
-              <w:rPr>
-                <w:rFonts w:ascii="Segoe UI" w:eastAsia="Times New Roman" w:hAnsi="Segoe UI" w:cs="Segoe UI"/>
-                <w:color w:val="1B2733"/>
-                <w:sz w:val="21"/>
-                <w:szCs w:val="21"/>
-              </w:rPr>
-              <w:t>ор»</w:t>
+              <w:t>90 тыс. запросов «Умный подбор»</w:t>
             </w:r>
           </w:p>
         </w:tc>
@@ -2166,7 +2157,7 @@
       </w:tr>
       <w:tr>
         <w:trPr>
-          <w:divId w:val="331490625"/>
+          <w:divId w:val="1983920948"/>
         </w:trPr>
         <w:tc>
           <w:tcPr>
@@ -2312,6 +2303,7 @@
           <w:rFonts w:ascii="Segoe UI" w:eastAsia="Times New Roman" w:hAnsi="Segoe UI" w:cs="Segoe UI"/>
           <w:color w:val="1B2733"/>
         </w:rPr>
+        <w:lastRenderedPageBreak/>
         <w:t>0.5. Что делать с документом</w:t>
       </w:r>
     </w:p>
@@ -2322,7 +2314,7 @@
           <w:numId w:val="2"/>
         </w:numPr>
         <w:spacing w:before="100" w:beforeAutospacing="1" w:after="100" w:afterAutospacing="1"/>
-        <w:divId w:val="1468166050"/>
+        <w:divId w:val="651452330"/>
         <w:rPr>
           <w:rFonts w:ascii="Segoe UI" w:eastAsia="Times New Roman" w:hAnsi="Segoe UI" w:cs="Segoe UI"/>
           <w:color w:val="1B2733"/>
@@ -2367,7 +2359,7 @@
           <w:numId w:val="2"/>
         </w:numPr>
         <w:spacing w:before="100" w:beforeAutospacing="1" w:after="100" w:afterAutospacing="1"/>
-        <w:divId w:val="1468166050"/>
+        <w:divId w:val="651452330"/>
         <w:rPr>
           <w:rFonts w:ascii="Segoe UI" w:eastAsia="Times New Roman" w:hAnsi="Segoe UI" w:cs="Segoe UI"/>
           <w:color w:val="1B2733"/>
@@ -2392,7 +2384,7 @@
           <w:numId w:val="2"/>
         </w:numPr>
         <w:spacing w:before="100" w:beforeAutospacing="1" w:after="100" w:afterAutospacing="1"/>
-        <w:divId w:val="1468166050"/>
+        <w:divId w:val="651452330"/>
         <w:rPr>
           <w:rFonts w:ascii="Segoe UI" w:eastAsia="Times New Roman" w:hAnsi="Segoe UI" w:cs="Segoe UI"/>
           <w:color w:val="1B2733"/>
@@ -2537,7 +2529,7 @@
       </w:tblGrid>
       <w:tr>
         <w:trPr>
-          <w:divId w:val="1199119964"/>
+          <w:divId w:val="638726882"/>
           <w:tblHeader/>
         </w:trPr>
         <w:tc>
@@ -2707,7 +2699,7 @@
       </w:tr>
       <w:tr>
         <w:trPr>
-          <w:divId w:val="1199119964"/>
+          <w:divId w:val="638726882"/>
         </w:trPr>
         <w:tc>
           <w:tcPr>
@@ -2843,7 +2835,7 @@
                 <w:sz w:val="21"/>
                 <w:szCs w:val="21"/>
               </w:rPr>
-              <w:t xml:space="preserve">файлы и Excel; сервис «Северсталь» ≈2,8 FTE; факт авто из Логинета раз в две недели </w:t>
+              <w:t xml:space="preserve">файлы и Excel; специалисты «Северсталь» ≈2,8 FTE; факт авто из Логинета раз в две недели </w:t>
             </w:r>
             <w:r>
               <w:rPr>
@@ -2858,7 +2850,7 @@
       </w:tr>
       <w:tr>
         <w:trPr>
-          <w:divId w:val="1199119964"/>
+          <w:divId w:val="638726882"/>
         </w:trPr>
         <w:tc>
           <w:tcPr>
@@ -3000,7 +2992,7 @@
       </w:tr>
       <w:tr>
         <w:trPr>
-          <w:divId w:val="1199119964"/>
+          <w:divId w:val="638726882"/>
         </w:trPr>
         <w:tc>
           <w:tcPr>
@@ -3142,7 +3134,7 @@
       </w:tr>
       <w:tr>
         <w:trPr>
-          <w:divId w:val="1199119964"/>
+          <w:divId w:val="638726882"/>
         </w:trPr>
         <w:tc>
           <w:tcPr>
@@ -3293,7 +3285,7 @@
       </w:tr>
       <w:tr>
         <w:trPr>
-          <w:divId w:val="1199119964"/>
+          <w:divId w:val="638726882"/>
         </w:trPr>
         <w:tc>
           <w:tcPr>
@@ -3452,7 +3444,7 @@
       </w:tr>
       <w:tr>
         <w:trPr>
-          <w:divId w:val="1199119964"/>
+          <w:divId w:val="638726882"/>
         </w:trPr>
         <w:tc>
           <w:tcPr>
@@ -3588,7 +3580,7 @@
                 <w:sz w:val="21"/>
                 <w:szCs w:val="21"/>
               </w:rPr>
-              <w:t xml:space="preserve">8 интеграций; ЦБД и ЕСД — вручную, SAP TM — по кнопке </w:t>
+              <w:t xml:space="preserve">8 интеграций; ЦБД и ЕСД — вручную, SAP TMS — по кнопке </w:t>
             </w:r>
             <w:r>
               <w:rPr>
@@ -3603,7 +3595,7 @@
       </w:tr>
       <w:tr>
         <w:trPr>
-          <w:divId w:val="1199119964"/>
+          <w:divId w:val="638726882"/>
         </w:trPr>
         <w:tc>
           <w:tcPr>
@@ -3762,7 +3754,7 @@
       </w:tr>
       <w:tr>
         <w:trPr>
-          <w:divId w:val="1199119964"/>
+          <w:divId w:val="638726882"/>
         </w:trPr>
         <w:tc>
           <w:tcPr>
@@ -3930,7 +3922,7 @@
       </w:tr>
       <w:tr>
         <w:trPr>
-          <w:divId w:val="1199119964"/>
+          <w:divId w:val="638726882"/>
         </w:trPr>
         <w:tc>
           <w:tcPr>
@@ -4094,7 +4086,7 @@
           <w:numId w:val="3"/>
         </w:numPr>
         <w:spacing w:before="100" w:beforeAutospacing="1" w:after="100" w:afterAutospacing="1"/>
-        <w:divId w:val="1226456137"/>
+        <w:divId w:val="1944992215"/>
         <w:rPr>
           <w:rFonts w:ascii="Segoe UI" w:eastAsia="Times New Roman" w:hAnsi="Segoe UI" w:cs="Segoe UI"/>
           <w:color w:val="1B2733"/>
@@ -4145,7 +4137,7 @@
           <w:numId w:val="3"/>
         </w:numPr>
         <w:spacing w:before="100" w:beforeAutospacing="1" w:after="100" w:afterAutospacing="1"/>
-        <w:divId w:val="1226456137"/>
+        <w:divId w:val="1944992215"/>
         <w:rPr>
           <w:rFonts w:ascii="Segoe UI" w:eastAsia="Times New Roman" w:hAnsi="Segoe UI" w:cs="Segoe UI"/>
           <w:color w:val="1B2733"/>
@@ -4170,7 +4162,7 @@
           <w:numId w:val="3"/>
         </w:numPr>
         <w:spacing w:before="100" w:beforeAutospacing="1" w:after="100" w:afterAutospacing="1"/>
-        <w:divId w:val="1226456137"/>
+        <w:divId w:val="1944992215"/>
         <w:rPr>
           <w:rFonts w:ascii="Segoe UI" w:eastAsia="Times New Roman" w:hAnsi="Segoe UI" w:cs="Segoe UI"/>
           <w:color w:val="1B2733"/>
@@ -4194,7 +4186,7 @@
           <w:sz w:val="23"/>
           <w:szCs w:val="23"/>
         </w:rPr>
-        <w:t>треть все справочники могут все пользователи. Право менять выдаётся набором доменов: ставки; маршруты, плечи и лидтаймы; продукты; склады и ограничения; матрица каналов; интеграция с ЦБД.</w:t>
+        <w:t>треть все справочники могут все пользователи. Право менять выдаётся набором доменов: ставки; паритеты; маршруты, плечи и лидтаймы; продукты; склады и ограничения; матрица каналов; интеграция с ЦБД.</w:t>
       </w:r>
     </w:p>
     <w:p>
@@ -4204,7 +4196,7 @@
           <w:numId w:val="3"/>
         </w:numPr>
         <w:spacing w:before="100" w:beforeAutospacing="1" w:after="100" w:afterAutospacing="1"/>
-        <w:divId w:val="1226456137"/>
+        <w:divId w:val="1944992215"/>
         <w:rPr>
           <w:rFonts w:ascii="Segoe UI" w:eastAsia="Times New Roman" w:hAnsi="Segoe UI" w:cs="Segoe UI"/>
           <w:color w:val="1B2733"/>
@@ -4219,7 +4211,7 @@
           <w:sz w:val="23"/>
           <w:szCs w:val="23"/>
         </w:rPr>
-        <w:t xml:space="preserve">Значение живёт в СВТ. Потребители получают его автоматически, копий </w:t>
+        <w:t>Значение живёт в СВТ. Потребители получают его автоматичес</w:t>
       </w:r>
       <w:r>
         <w:rPr>
@@ -4228,7 +4220,7 @@
           <w:sz w:val="23"/>
           <w:szCs w:val="23"/>
         </w:rPr>
-        <w:t xml:space="preserve">нет </w:t>
+        <w:t xml:space="preserve">ки, копий нет </w:t>
       </w:r>
       <w:r>
         <w:rPr>
@@ -4282,7 +4274,7 @@
       </w:tblGrid>
       <w:tr>
         <w:trPr>
-          <w:divId w:val="1136987279"/>
+          <w:divId w:val="485901809"/>
           <w:tblHeader/>
         </w:trPr>
         <w:tc>
@@ -4411,7 +4403,7 @@
       </w:tr>
       <w:tr>
         <w:trPr>
-          <w:divId w:val="1136987279"/>
+          <w:divId w:val="485901809"/>
         </w:trPr>
         <w:tc>
           <w:tcPr>
@@ -4509,7 +4501,7 @@
       </w:tr>
       <w:tr>
         <w:trPr>
-          <w:divId w:val="1136987279"/>
+          <w:divId w:val="485901809"/>
         </w:trPr>
         <w:tc>
           <w:tcPr>
@@ -4607,7 +4599,7 @@
       </w:tr>
       <w:tr>
         <w:trPr>
-          <w:divId w:val="1136987279"/>
+          <w:divId w:val="485901809"/>
         </w:trPr>
         <w:tc>
           <w:tcPr>
@@ -4704,7 +4696,7 @@
       </w:tr>
       <w:tr>
         <w:trPr>
-          <w:divId w:val="1136987279"/>
+          <w:divId w:val="485901809"/>
         </w:trPr>
         <w:tc>
           <w:tcPr>
@@ -4801,7 +4793,7 @@
       </w:tr>
       <w:tr>
         <w:trPr>
-          <w:divId w:val="1136987279"/>
+          <w:divId w:val="485901809"/>
         </w:trPr>
         <w:tc>
           <w:tcPr>
@@ -4916,7 +4908,7 @@
       </w:tr>
       <w:tr>
         <w:trPr>
-          <w:divId w:val="1136987279"/>
+          <w:divId w:val="485901809"/>
         </w:trPr>
         <w:tc>
           <w:tcPr>
@@ -4945,16 +4937,7 @@
                 <w:sz w:val="21"/>
                 <w:szCs w:val="21"/>
               </w:rPr>
-              <w:t>Регламент смены правил</w:t>
-            </w:r>
-            <w:r>
-              <w:rPr>
-                <w:rFonts w:ascii="Segoe UI" w:eastAsia="Times New Roman" w:hAnsi="Segoe UI" w:cs="Segoe UI"/>
-                <w:color w:val="1B2733"/>
-                <w:sz w:val="21"/>
-                <w:szCs w:val="21"/>
-              </w:rPr>
-              <w:t xml:space="preserve"> и формул</w:t>
+              <w:t>Регламент смены правил и формул</w:t>
             </w:r>
           </w:p>
         </w:tc>
@@ -5047,7 +5030,7 @@
       <w:pPr>
         <w:pStyle w:val="NormalWeb"/>
         <w:spacing w:after="240"/>
-        <w:divId w:val="1150634417"/>
+        <w:divId w:val="1943343510"/>
         <w:rPr>
           <w:rFonts w:ascii="Segoe UI" w:hAnsi="Segoe UI" w:cs="Segoe UI"/>
           <w:color w:val="1B2733"/>
@@ -5138,7 +5121,7 @@
           <w:sz w:val="23"/>
           <w:szCs w:val="23"/>
         </w:rPr>
-        <w:t>Заполнено только там, где есть факт. Сегодняшние роли доступа: «Единое окно», логист по виду транспорта, ин</w:t>
+        <w:t>Заполнено только там, где есть факт</w:t>
       </w:r>
       <w:r>
         <w:rPr>
@@ -5147,7 +5130,7 @@
           <w:sz w:val="23"/>
           <w:szCs w:val="23"/>
         </w:rPr>
-        <w:t>ициатор, администратор.</w:t>
+        <w:t>. Сегодняшние роли доступа: «Единое окно», логист по виду транспорта, инициатор, администратор.</w:t>
       </w:r>
     </w:p>
     <w:tbl>
@@ -5175,7 +5158,7 @@
       </w:tblGrid>
       <w:tr>
         <w:trPr>
-          <w:divId w:val="428429746"/>
+          <w:divId w:val="1604535725"/>
           <w:tblHeader/>
         </w:trPr>
         <w:tc>
@@ -5601,7 +5584,7 @@
       </w:tr>
       <w:tr>
         <w:trPr>
-          <w:divId w:val="428429746"/>
+          <w:divId w:val="1604535725"/>
         </w:trPr>
         <w:tc>
           <w:tcPr>
@@ -5926,7 +5909,7 @@
       </w:tr>
       <w:tr>
         <w:trPr>
-          <w:divId w:val="428429746"/>
+          <w:divId w:val="1604535725"/>
         </w:trPr>
         <w:tc>
           <w:tcPr>
@@ -5956,7 +5939,7 @@
                 <w:sz w:val="20"/>
                 <w:szCs w:val="20"/>
               </w:rPr>
-              <w:t>Сервис «Северсталь»</w:t>
+              <w:t>Специалисты «Северсталь»</w:t>
             </w:r>
           </w:p>
         </w:tc>
@@ -6251,7 +6234,7 @@
       </w:tr>
       <w:tr>
         <w:trPr>
-          <w:divId w:val="428429746"/>
+          <w:divId w:val="1604535725"/>
         </w:trPr>
         <w:tc>
           <w:tcPr>
@@ -6576,7 +6559,7 @@
       </w:tr>
       <w:tr>
         <w:trPr>
-          <w:divId w:val="428429746"/>
+          <w:divId w:val="1604535725"/>
         </w:trPr>
         <w:tc>
           <w:tcPr>
@@ -6901,7 +6884,7 @@
       </w:tr>
       <w:tr>
         <w:trPr>
-          <w:divId w:val="428429746"/>
+          <w:divId w:val="1604535725"/>
         </w:trPr>
         <w:tc>
           <w:tcPr>
@@ -7226,7 +7209,7 @@
       </w:tr>
       <w:tr>
         <w:trPr>
-          <w:divId w:val="428429746"/>
+          <w:divId w:val="1604535725"/>
         </w:trPr>
         <w:tc>
           <w:tcPr>
@@ -7551,7 +7534,7 @@
       </w:tr>
       <w:tr>
         <w:trPr>
-          <w:divId w:val="428429746"/>
+          <w:divId w:val="1604535725"/>
         </w:trPr>
         <w:tc>
           <w:tcPr>
@@ -7876,7 +7859,7 @@
       </w:tr>
       <w:tr>
         <w:trPr>
-          <w:divId w:val="428429746"/>
+          <w:divId w:val="1604535725"/>
         </w:trPr>
         <w:tc>
           <w:tcPr>
@@ -8241,7 +8224,7 @@
       </w:tblGrid>
       <w:tr>
         <w:trPr>
-          <w:divId w:val="203367140"/>
+          <w:divId w:val="480971824"/>
           <w:tblHeader/>
         </w:trPr>
         <w:tc>
@@ -8667,7 +8650,7 @@
       </w:tr>
       <w:tr>
         <w:trPr>
-          <w:divId w:val="203367140"/>
+          <w:divId w:val="480971824"/>
         </w:trPr>
         <w:tc>
           <w:tcPr>
@@ -9007,7 +8990,7 @@
       </w:tr>
       <w:tr>
         <w:trPr>
-          <w:divId w:val="203367140"/>
+          <w:divId w:val="480971824"/>
         </w:trPr>
         <w:tc>
           <w:tcPr>
@@ -9342,7 +9325,7 @@
       </w:tr>
       <w:tr>
         <w:trPr>
-          <w:divId w:val="203367140"/>
+          <w:divId w:val="480971824"/>
         </w:trPr>
         <w:tc>
           <w:tcPr>
@@ -9667,7 +9650,7 @@
       </w:tr>
       <w:tr>
         <w:trPr>
-          <w:divId w:val="203367140"/>
+          <w:divId w:val="480971824"/>
         </w:trPr>
         <w:tc>
           <w:tcPr>
@@ -9992,7 +9975,7 @@
       </w:tr>
       <w:tr>
         <w:trPr>
-          <w:divId w:val="203367140"/>
+          <w:divId w:val="480971824"/>
         </w:trPr>
         <w:tc>
           <w:tcPr>
@@ -10322,7 +10305,7 @@
       </w:tr>
       <w:tr>
         <w:trPr>
-          <w:divId w:val="203367140"/>
+          <w:divId w:val="480971824"/>
         </w:trPr>
         <w:tc>
           <w:tcPr>
@@ -10647,7 +10630,7 @@
       </w:tr>
       <w:tr>
         <w:trPr>
-          <w:divId w:val="203367140"/>
+          <w:divId w:val="480971824"/>
         </w:trPr>
         <w:tc>
           <w:tcPr>
@@ -10972,7 +10955,7 @@
       </w:tr>
       <w:tr>
         <w:trPr>
-          <w:divId w:val="203367140"/>
+          <w:divId w:val="480971824"/>
         </w:trPr>
         <w:tc>
           <w:tcPr>
@@ -11305,7 +11288,7 @@
       </w:tr>
       <w:tr>
         <w:trPr>
-          <w:divId w:val="203367140"/>
+          <w:divId w:val="480971824"/>
         </w:trPr>
         <w:tc>
           <w:tcPr>
@@ -11630,7 +11613,7 @@
       </w:tr>
       <w:tr>
         <w:trPr>
-          <w:divId w:val="203367140"/>
+          <w:divId w:val="480971824"/>
         </w:trPr>
         <w:tc>
           <w:tcPr>
@@ -12030,7 +12013,7 @@
       </w:tblGrid>
       <w:tr>
         <w:trPr>
-          <w:divId w:val="113133495"/>
+          <w:divId w:val="1529834319"/>
           <w:tblHeader/>
         </w:trPr>
         <w:tc>
@@ -12200,7 +12183,7 @@
       </w:tr>
       <w:tr>
         <w:trPr>
-          <w:divId w:val="113133495"/>
+          <w:divId w:val="1529834319"/>
         </w:trPr>
         <w:tc>
           <w:tcPr>
@@ -12334,7 +12317,7 @@
       </w:tr>
       <w:tr>
         <w:trPr>
-          <w:divId w:val="113133495"/>
+          <w:divId w:val="1529834319"/>
         </w:trPr>
         <w:tc>
           <w:tcPr>
@@ -12468,7 +12451,7 @@
       </w:tr>
       <w:tr>
         <w:trPr>
-          <w:divId w:val="113133495"/>
+          <w:divId w:val="1529834319"/>
         </w:trPr>
         <w:tc>
           <w:tcPr>
@@ -12611,7 +12594,7 @@
       </w:tr>
       <w:tr>
         <w:trPr>
-          <w:divId w:val="113133495"/>
+          <w:divId w:val="1529834319"/>
         </w:trPr>
         <w:tc>
           <w:tcPr>
@@ -12745,7 +12728,7 @@
       </w:tr>
       <w:tr>
         <w:trPr>
-          <w:divId w:val="113133495"/>
+          <w:divId w:val="1529834319"/>
         </w:trPr>
         <w:tc>
           <w:tcPr>
@@ -12879,7 +12862,7 @@
       </w:tr>
       <w:tr>
         <w:trPr>
-          <w:divId w:val="113133495"/>
+          <w:divId w:val="1529834319"/>
         </w:trPr>
         <w:tc>
           <w:tcPr>
@@ -13046,7 +13029,7 @@
       </w:tblGrid>
       <w:tr>
         <w:trPr>
-          <w:divId w:val="1548681980"/>
+          <w:divId w:val="1196700360"/>
           <w:tblHeader/>
         </w:trPr>
         <w:tc>
@@ -13175,7 +13158,7 @@
       </w:tr>
       <w:tr>
         <w:trPr>
-          <w:divId w:val="1548681980"/>
+          <w:divId w:val="1196700360"/>
         </w:trPr>
         <w:tc>
           <w:tcPr>
@@ -13273,7 +13256,7 @@
       </w:tr>
       <w:tr>
         <w:trPr>
-          <w:divId w:val="1548681980"/>
+          <w:divId w:val="1196700360"/>
         </w:trPr>
         <w:tc>
           <w:tcPr>
@@ -13371,7 +13354,7 @@
       </w:tr>
       <w:tr>
         <w:trPr>
-          <w:divId w:val="1548681980"/>
+          <w:divId w:val="1196700360"/>
         </w:trPr>
         <w:tc>
           <w:tcPr>
@@ -13469,7 +13452,7 @@
       </w:tr>
       <w:tr>
         <w:trPr>
-          <w:divId w:val="1548681980"/>
+          <w:divId w:val="1196700360"/>
         </w:trPr>
         <w:tc>
           <w:tcPr>
@@ -13598,7 +13581,7 @@
           <w:numId w:val="4"/>
         </w:numPr>
         <w:spacing w:before="100" w:beforeAutospacing="1" w:after="100" w:afterAutospacing="1"/>
-        <w:divId w:val="2026325549"/>
+        <w:divId w:val="48773138"/>
         <w:rPr>
           <w:rFonts w:ascii="Segoe UI" w:eastAsia="Times New Roman" w:hAnsi="Segoe UI" w:cs="Segoe UI"/>
           <w:color w:val="1B2733"/>
@@ -13642,7 +13625,7 @@
           <w:numId w:val="4"/>
         </w:numPr>
         <w:spacing w:before="100" w:beforeAutospacing="1" w:after="100" w:afterAutospacing="1"/>
-        <w:divId w:val="2026325549"/>
+        <w:divId w:val="48773138"/>
         <w:rPr>
           <w:rFonts w:ascii="Segoe UI" w:eastAsia="Times New Roman" w:hAnsi="Segoe UI" w:cs="Segoe UI"/>
           <w:color w:val="1B2733"/>
@@ -13677,7 +13660,7 @@
           <w:numId w:val="4"/>
         </w:numPr>
         <w:spacing w:before="100" w:beforeAutospacing="1" w:after="100" w:afterAutospacing="1"/>
-        <w:divId w:val="2026325549"/>
+        <w:divId w:val="48773138"/>
         <w:rPr>
           <w:rFonts w:ascii="Segoe UI" w:eastAsia="Times New Roman" w:hAnsi="Segoe UI" w:cs="Segoe UI"/>
           <w:color w:val="1B2733"/>
@@ -13749,7 +13732,7 @@
       </w:tblGrid>
       <w:tr>
         <w:trPr>
-          <w:divId w:val="220138896"/>
+          <w:divId w:val="673609373"/>
           <w:tblHeader/>
         </w:trPr>
         <w:tc>
@@ -13919,7 +13902,7 @@
       </w:tr>
       <w:tr>
         <w:trPr>
-          <w:divId w:val="220138896"/>
+          <w:divId w:val="673609373"/>
         </w:trPr>
         <w:tc>
           <w:tcPr>
@@ -14052,7 +14035,7 @@
       </w:tr>
       <w:tr>
         <w:trPr>
-          <w:divId w:val="220138896"/>
+          <w:divId w:val="673609373"/>
         </w:trPr>
         <w:tc>
           <w:tcPr>
@@ -14194,7 +14177,7 @@
       </w:tr>
       <w:tr>
         <w:trPr>
-          <w:divId w:val="220138896"/>
+          <w:divId w:val="673609373"/>
         </w:trPr>
         <w:tc>
           <w:tcPr>
@@ -14336,7 +14319,7 @@
       </w:tr>
       <w:tr>
         <w:trPr>
-          <w:divId w:val="220138896"/>
+          <w:divId w:val="673609373"/>
         </w:trPr>
         <w:tc>
           <w:tcPr>
@@ -14514,7 +14497,7 @@
         <w:shd w:val="clear" w:color="auto" w:fill="FFFFFF"/>
         <w:spacing w:before="240" w:after="330"/>
         <w:outlineLvl w:val="3"/>
-        <w:divId w:val="1679307992"/>
+        <w:divId w:val="803501932"/>
         <w:rPr>
           <w:rFonts w:ascii="Segoe UI" w:eastAsia="Times New Roman" w:hAnsi="Segoe UI" w:cs="Segoe UI"/>
           <w:b/>
@@ -14553,7 +14536,7 @@
       </w:tblGrid>
       <w:tr>
         <w:trPr>
-          <w:divId w:val="1499539991"/>
+          <w:divId w:val="2038502544"/>
         </w:trPr>
         <w:tc>
           <w:tcPr>
@@ -14621,7 +14604,7 @@
       </w:tr>
       <w:tr>
         <w:trPr>
-          <w:divId w:val="1499539991"/>
+          <w:divId w:val="2038502544"/>
         </w:trPr>
         <w:tc>
           <w:tcPr>
@@ -14698,7 +14681,7 @@
       </w:tr>
       <w:tr>
         <w:trPr>
-          <w:divId w:val="1499539991"/>
+          <w:divId w:val="2038502544"/>
         </w:trPr>
         <w:tc>
           <w:tcPr>
@@ -14766,7 +14749,7 @@
       </w:tr>
       <w:tr>
         <w:trPr>
-          <w:divId w:val="1499539991"/>
+          <w:divId w:val="2038502544"/>
         </w:trPr>
         <w:tc>
           <w:tcPr>
@@ -14834,7 +14817,7 @@
       </w:tr>
       <w:tr>
         <w:trPr>
-          <w:divId w:val="1499539991"/>
+          <w:divId w:val="2038502544"/>
         </w:trPr>
         <w:tc>
           <w:tcPr>
@@ -14904,7 +14887,7 @@
       <w:pPr>
         <w:pStyle w:val="Heading4"/>
         <w:shd w:val="clear" w:color="auto" w:fill="FFFFFF"/>
-        <w:divId w:val="1679307992"/>
+        <w:divId w:val="803501932"/>
         <w:rPr>
           <w:rFonts w:ascii="Segoe UI" w:eastAsia="Times New Roman" w:hAnsi="Segoe UI" w:cs="Segoe UI"/>
           <w:color w:val="1B2733"/>
@@ -14922,7 +14905,7 @@
       <w:pPr>
         <w:pStyle w:val="NormalWeb"/>
         <w:shd w:val="clear" w:color="auto" w:fill="FFFFFF"/>
-        <w:divId w:val="1679307992"/>
+        <w:divId w:val="803501932"/>
         <w:rPr>
           <w:rFonts w:ascii="Segoe UI" w:hAnsi="Segoe UI" w:cs="Segoe UI"/>
           <w:color w:val="1B2733"/>
@@ -14961,7 +14944,7 @@
       <w:pPr>
         <w:pStyle w:val="Heading4"/>
         <w:shd w:val="clear" w:color="auto" w:fill="FFFFFF"/>
-        <w:divId w:val="1679307992"/>
+        <w:divId w:val="803501932"/>
         <w:rPr>
           <w:rFonts w:ascii="Segoe UI" w:eastAsia="Times New Roman" w:hAnsi="Segoe UI" w:cs="Segoe UI"/>
           <w:color w:val="1B2733"/>
@@ -14979,7 +14962,7 @@
       <w:pPr>
         <w:pStyle w:val="NormalWeb"/>
         <w:shd w:val="clear" w:color="auto" w:fill="FFFFFF"/>
-        <w:divId w:val="1679307992"/>
+        <w:divId w:val="803501932"/>
         <w:rPr>
           <w:rFonts w:ascii="Segoe UI" w:hAnsi="Segoe UI" w:cs="Segoe UI"/>
           <w:color w:val="1B2733"/>
@@ -15010,7 +14993,7 @@
       <w:pPr>
         <w:pStyle w:val="Heading4"/>
         <w:shd w:val="clear" w:color="auto" w:fill="FFFFFF"/>
-        <w:divId w:val="1679307992"/>
+        <w:divId w:val="803501932"/>
         <w:rPr>
           <w:rFonts w:ascii="Segoe UI" w:eastAsia="Times New Roman" w:hAnsi="Segoe UI" w:cs="Segoe UI"/>
           <w:color w:val="1B2733"/>
@@ -15032,7 +15015,7 @@
         </w:numPr>
         <w:shd w:val="clear" w:color="auto" w:fill="FFFFFF"/>
         <w:spacing w:before="100" w:beforeAutospacing="1" w:after="100" w:afterAutospacing="1"/>
-        <w:divId w:val="297035109"/>
+        <w:divId w:val="1759133304"/>
         <w:rPr>
           <w:rFonts w:ascii="Segoe UI" w:eastAsia="Times New Roman" w:hAnsi="Segoe UI" w:cs="Segoe UI"/>
           <w:color w:val="1B2733"/>
@@ -15075,7 +15058,7 @@
         </w:numPr>
         <w:shd w:val="clear" w:color="auto" w:fill="FFFFFF"/>
         <w:spacing w:before="100" w:beforeAutospacing="1" w:after="100" w:afterAutospacing="1"/>
-        <w:divId w:val="297035109"/>
+        <w:divId w:val="1759133304"/>
         <w:rPr>
           <w:rFonts w:ascii="Segoe UI" w:eastAsia="Times New Roman" w:hAnsi="Segoe UI" w:cs="Segoe UI"/>
           <w:color w:val="1B2733"/>
@@ -15114,7 +15097,7 @@
       <w:pPr>
         <w:pStyle w:val="Heading4"/>
         <w:shd w:val="clear" w:color="auto" w:fill="FFFFFF"/>
-        <w:divId w:val="1679307992"/>
+        <w:divId w:val="803501932"/>
         <w:rPr>
           <w:rFonts w:ascii="Segoe UI" w:eastAsia="Times New Roman" w:hAnsi="Segoe UI" w:cs="Segoe UI"/>
           <w:color w:val="1B2733"/>
@@ -15136,7 +15119,7 @@
         </w:numPr>
         <w:shd w:val="clear" w:color="auto" w:fill="FFFFFF"/>
         <w:spacing w:before="100" w:beforeAutospacing="1" w:after="100" w:afterAutospacing="1"/>
-        <w:divId w:val="833685388"/>
+        <w:divId w:val="1707676394"/>
         <w:rPr>
           <w:rFonts w:ascii="Segoe UI" w:eastAsia="Times New Roman" w:hAnsi="Segoe UI" w:cs="Segoe UI"/>
           <w:color w:val="1B2733"/>
@@ -15171,7 +15154,7 @@
         </w:numPr>
         <w:shd w:val="clear" w:color="auto" w:fill="FFFFFF"/>
         <w:spacing w:before="100" w:beforeAutospacing="1" w:after="100" w:afterAutospacing="1"/>
-        <w:divId w:val="833685388"/>
+        <w:divId w:val="1707676394"/>
         <w:rPr>
           <w:rFonts w:ascii="Segoe UI" w:eastAsia="Times New Roman" w:hAnsi="Segoe UI" w:cs="Segoe UI"/>
           <w:color w:val="1B2733"/>
@@ -15194,7 +15177,7 @@
         <w:pStyle w:val="Heading4"/>
         <w:shd w:val="clear" w:color="auto" w:fill="FFFFFF"/>
         <w:spacing w:after="330"/>
-        <w:divId w:val="1679307992"/>
+        <w:divId w:val="803501932"/>
         <w:rPr>
           <w:rFonts w:ascii="Segoe UI" w:eastAsia="Times New Roman" w:hAnsi="Segoe UI" w:cs="Segoe UI"/>
           <w:color w:val="1B2733"/>
@@ -15227,7 +15210,7 @@
       </w:tblGrid>
       <w:tr>
         <w:trPr>
-          <w:divId w:val="1377003896"/>
+          <w:divId w:val="1181889923"/>
           <w:tblHeader/>
         </w:trPr>
         <w:tc>
@@ -15397,7 +15380,7 @@
       </w:tr>
       <w:tr>
         <w:trPr>
-          <w:divId w:val="1377003896"/>
+          <w:divId w:val="1181889923"/>
         </w:trPr>
         <w:tc>
           <w:tcPr>
@@ -15534,7 +15517,7 @@
       </w:tr>
       <w:tr>
         <w:trPr>
-          <w:divId w:val="1377003896"/>
+          <w:divId w:val="1181889923"/>
         </w:trPr>
         <w:tc>
           <w:tcPr>
@@ -15697,7 +15680,7 @@
       </w:tr>
       <w:tr>
         <w:trPr>
-          <w:divId w:val="1377003896"/>
+          <w:divId w:val="1181889923"/>
         </w:trPr>
         <w:tc>
           <w:tcPr>
@@ -15834,7 +15817,7 @@
       </w:tr>
       <w:tr>
         <w:trPr>
-          <w:divId w:val="1377003896"/>
+          <w:divId w:val="1181889923"/>
         </w:trPr>
         <w:tc>
           <w:tcPr>
@@ -15983,7 +15966,7 @@
       <w:pPr>
         <w:pStyle w:val="Heading4"/>
         <w:shd w:val="clear" w:color="auto" w:fill="FFFFFF"/>
-        <w:divId w:val="1092093609"/>
+        <w:divId w:val="1918787132"/>
         <w:rPr>
           <w:rFonts w:ascii="Segoe UI" w:eastAsia="Times New Roman" w:hAnsi="Segoe UI" w:cs="Segoe UI"/>
           <w:color w:val="1B2733"/>
@@ -16001,7 +15984,7 @@
       <w:pPr>
         <w:pStyle w:val="NormalWeb"/>
         <w:shd w:val="clear" w:color="auto" w:fill="FFFFFF"/>
-        <w:divId w:val="1092093609"/>
+        <w:divId w:val="1918787132"/>
         <w:rPr>
           <w:rFonts w:ascii="Segoe UI" w:hAnsi="Segoe UI" w:cs="Segoe UI"/>
           <w:color w:val="1B2733"/>
@@ -16023,7 +16006,7 @@
       <w:pPr>
         <w:pStyle w:val="Heading4"/>
         <w:shd w:val="clear" w:color="auto" w:fill="FFFFFF"/>
-        <w:divId w:val="2093623569"/>
+        <w:divId w:val="1340348214"/>
         <w:rPr>
           <w:rFonts w:ascii="Segoe UI" w:eastAsia="Times New Roman" w:hAnsi="Segoe UI" w:cs="Segoe UI"/>
           <w:color w:val="1B2733"/>
@@ -16041,7 +16024,7 @@
       <w:pPr>
         <w:pStyle w:val="NormalWeb"/>
         <w:shd w:val="clear" w:color="auto" w:fill="FFFFFF"/>
-        <w:divId w:val="2093623569"/>
+        <w:divId w:val="1340348214"/>
         <w:rPr>
           <w:rFonts w:ascii="Segoe UI" w:hAnsi="Segoe UI" w:cs="Segoe UI"/>
           <w:color w:val="1B2733"/>
@@ -16063,7 +16046,7 @@
       <w:pPr>
         <w:pStyle w:val="Heading4"/>
         <w:shd w:val="clear" w:color="auto" w:fill="FFFFFF"/>
-        <w:divId w:val="1679307992"/>
+        <w:divId w:val="803501932"/>
         <w:rPr>
           <w:rFonts w:ascii="Segoe UI" w:eastAsia="Times New Roman" w:hAnsi="Segoe UI" w:cs="Segoe UI"/>
           <w:color w:val="1B2733"/>
@@ -16082,7 +16065,7 @@
         <w:pStyle w:val="NormalWeb"/>
         <w:shd w:val="clear" w:color="auto" w:fill="FFFFFF"/>
         <w:spacing w:after="330"/>
-        <w:divId w:val="1679307992"/>
+        <w:divId w:val="803501932"/>
         <w:rPr>
           <w:rFonts w:ascii="Segoe UI" w:hAnsi="Segoe UI" w:cs="Segoe UI"/>
           <w:color w:val="1B2733"/>
@@ -16105,7 +16088,7 @@
         <w:shd w:val="clear" w:color="auto" w:fill="FFFFFF"/>
         <w:spacing w:before="240" w:after="330"/>
         <w:outlineLvl w:val="3"/>
-        <w:divId w:val="1584602770"/>
+        <w:divId w:val="1356661523"/>
         <w:rPr>
           <w:rFonts w:ascii="Segoe UI" w:eastAsia="Times New Roman" w:hAnsi="Segoe UI" w:cs="Segoe UI"/>
           <w:b/>
@@ -16144,7 +16127,7 @@
       </w:tblGrid>
       <w:tr>
         <w:trPr>
-          <w:divId w:val="1463617494"/>
+          <w:divId w:val="944073326"/>
         </w:trPr>
         <w:tc>
           <w:tcPr>
@@ -16205,14 +16188,14 @@
                 <w:sz w:val="21"/>
                 <w:szCs w:val="21"/>
               </w:rPr>
-              <w:t>Сотрудники компании и аутсорс — сегодня сервис «Северсталь». Правом менять сегодня пользуются около 50 человек</w:t>
+              <w:t>Сотрудники компании и аутсорс — сегодня специалисты «Северсталь». Правом менять сегодня пользуются около 50 человек</w:t>
             </w:r>
           </w:p>
         </w:tc>
       </w:tr>
       <w:tr>
         <w:trPr>
-          <w:divId w:val="1463617494"/>
+          <w:divId w:val="944073326"/>
         </w:trPr>
         <w:tc>
           <w:tcPr>
@@ -16273,23 +16256,23 @@
                 <w:sz w:val="21"/>
                 <w:szCs w:val="21"/>
               </w:rPr>
-              <w:t>Операционная + точки решения п</w:t>
-            </w:r>
-            <w:r>
-              <w:rPr>
-                <w:rFonts w:ascii="Segoe UI" w:eastAsia="Times New Roman" w:hAnsi="Segoe UI" w:cs="Segoe UI"/>
-                <w:color w:val="1B2733"/>
-                <w:sz w:val="21"/>
-                <w:szCs w:val="21"/>
-              </w:rPr>
-              <w:t>о своему домену</w:t>
+              <w:t>Операционная + точки реше</w:t>
+            </w:r>
+            <w:r>
+              <w:rPr>
+                <w:rFonts w:ascii="Segoe UI" w:eastAsia="Times New Roman" w:hAnsi="Segoe UI" w:cs="Segoe UI"/>
+                <w:color w:val="1B2733"/>
+                <w:sz w:val="21"/>
+                <w:szCs w:val="21"/>
+              </w:rPr>
+              <w:t>ния по своему домену</w:t>
             </w:r>
           </w:p>
         </w:tc>
       </w:tr>
       <w:tr>
         <w:trPr>
-          <w:divId w:val="1463617494"/>
+          <w:divId w:val="944073326"/>
         </w:trPr>
         <w:tc>
           <w:tcPr>
@@ -16350,14 +16333,14 @@
                 <w:sz w:val="21"/>
                 <w:szCs w:val="21"/>
               </w:rPr>
-              <w:t>Набор доменов отмечается галочками: ставки; маршруты, плечи и лидтаймы; продукты; склады и ограничения; матрица каналов; интеграция с ЦБД</w:t>
+              <w:t>Набор доменов отмечается галочками: ставки; паритеты; маршруты, плечи и лидтаймы; продукты; склады и ограничения; матрица каналов; интеграция с ЦБД</w:t>
             </w:r>
           </w:p>
         </w:tc>
       </w:tr>
       <w:tr>
         <w:trPr>
-          <w:divId w:val="1463617494"/>
+          <w:divId w:val="944073326"/>
         </w:trPr>
         <w:tc>
           <w:tcPr>
@@ -16425,7 +16408,7 @@
       </w:tr>
       <w:tr>
         <w:trPr>
-          <w:divId w:val="1463617494"/>
+          <w:divId w:val="944073326"/>
         </w:trPr>
         <w:tc>
           <w:tcPr>
@@ -16504,7 +16487,7 @@
       <w:pPr>
         <w:pStyle w:val="Heading4"/>
         <w:shd w:val="clear" w:color="auto" w:fill="FFFFFF"/>
-        <w:divId w:val="1584602770"/>
+        <w:divId w:val="1356661523"/>
         <w:rPr>
           <w:rFonts w:ascii="Segoe UI" w:eastAsia="Times New Roman" w:hAnsi="Segoe UI" w:cs="Segoe UI"/>
           <w:color w:val="1B2733"/>
@@ -16522,7 +16505,7 @@
       <w:pPr>
         <w:pStyle w:val="NormalWeb"/>
         <w:shd w:val="clear" w:color="auto" w:fill="FFFFFF"/>
-        <w:divId w:val="1584602770"/>
+        <w:divId w:val="1356661523"/>
         <w:rPr>
           <w:rFonts w:ascii="Segoe UI" w:hAnsi="Segoe UI" w:cs="Segoe UI"/>
           <w:color w:val="1B2733"/>
@@ -16553,7 +16536,7 @@
       <w:pPr>
         <w:pStyle w:val="Heading4"/>
         <w:shd w:val="clear" w:color="auto" w:fill="FFFFFF"/>
-        <w:divId w:val="1584602770"/>
+        <w:divId w:val="1356661523"/>
         <w:rPr>
           <w:rFonts w:ascii="Segoe UI" w:eastAsia="Times New Roman" w:hAnsi="Segoe UI" w:cs="Segoe UI"/>
           <w:color w:val="1B2733"/>
@@ -16571,7 +16554,7 @@
       <w:pPr>
         <w:pStyle w:val="NormalWeb"/>
         <w:shd w:val="clear" w:color="auto" w:fill="FFFFFF"/>
-        <w:divId w:val="1584602770"/>
+        <w:divId w:val="1356661523"/>
         <w:rPr>
           <w:rFonts w:ascii="Segoe UI" w:hAnsi="Segoe UI" w:cs="Segoe UI"/>
           <w:color w:val="1B2733"/>
@@ -16619,7 +16602,7 @@
       <w:pPr>
         <w:pStyle w:val="Heading4"/>
         <w:shd w:val="clear" w:color="auto" w:fill="FFFFFF"/>
-        <w:divId w:val="1584602770"/>
+        <w:divId w:val="1356661523"/>
         <w:rPr>
           <w:rFonts w:ascii="Segoe UI" w:eastAsia="Times New Roman" w:hAnsi="Segoe UI" w:cs="Segoe UI"/>
           <w:color w:val="1B2733"/>
@@ -16637,7 +16620,7 @@
       <w:pPr>
         <w:pStyle w:val="NormalWeb"/>
         <w:shd w:val="clear" w:color="auto" w:fill="FFFFFF"/>
-        <w:divId w:val="1584602770"/>
+        <w:divId w:val="1356661523"/>
         <w:rPr>
           <w:rFonts w:ascii="Segoe UI" w:hAnsi="Segoe UI" w:cs="Segoe UI"/>
           <w:color w:val="1B2733"/>
@@ -16660,7 +16643,7 @@
         <w:pStyle w:val="Heading4"/>
         <w:shd w:val="clear" w:color="auto" w:fill="FFFFFF"/>
         <w:spacing w:after="330"/>
-        <w:divId w:val="1584602770"/>
+        <w:divId w:val="1356661523"/>
         <w:rPr>
           <w:rFonts w:ascii="Segoe UI" w:eastAsia="Times New Roman" w:hAnsi="Segoe UI" w:cs="Segoe UI"/>
           <w:color w:val="1B2733"/>
@@ -16693,7 +16676,7 @@
       </w:tblGrid>
       <w:tr>
         <w:trPr>
-          <w:divId w:val="829753894"/>
+          <w:divId w:val="1942912895"/>
           <w:tblHeader/>
         </w:trPr>
         <w:tc>
@@ -16876,7 +16859,7 @@
       </w:tr>
       <w:tr>
         <w:trPr>
-          <w:divId w:val="829753894"/>
+          <w:divId w:val="1942912895"/>
         </w:trPr>
         <w:tc>
           <w:tcPr>
@@ -17013,7 +16996,7 @@
       </w:tr>
       <w:tr>
         <w:trPr>
-          <w:divId w:val="829753894"/>
+          <w:divId w:val="1942912895"/>
         </w:trPr>
         <w:tc>
           <w:tcPr>
@@ -17167,7 +17150,7 @@
       </w:tr>
       <w:tr>
         <w:trPr>
-          <w:divId w:val="829753894"/>
+          <w:divId w:val="1942912895"/>
         </w:trPr>
         <w:tc>
           <w:tcPr>
@@ -17304,7 +17287,7 @@
       </w:tr>
       <w:tr>
         <w:trPr>
-          <w:divId w:val="829753894"/>
+          <w:divId w:val="1942912895"/>
         </w:trPr>
         <w:tc>
           <w:tcPr>
@@ -17458,7 +17441,7 @@
       </w:tr>
       <w:tr>
         <w:trPr>
-          <w:divId w:val="829753894"/>
+          <w:divId w:val="1942912895"/>
         </w:trPr>
         <w:tc>
           <w:tcPr>
@@ -17595,7 +17578,7 @@
       </w:tr>
       <w:tr>
         <w:trPr>
-          <w:divId w:val="829753894"/>
+          <w:divId w:val="1942912895"/>
         </w:trPr>
         <w:tc>
           <w:tcPr>
@@ -17723,7 +17706,7 @@
       </w:tr>
       <w:tr>
         <w:trPr>
-          <w:divId w:val="829753894"/>
+          <w:divId w:val="1942912895"/>
         </w:trPr>
         <w:tc>
           <w:tcPr>
@@ -17861,7 +17844,7 @@
       </w:tr>
       <w:tr>
         <w:trPr>
-          <w:divId w:val="829753894"/>
+          <w:divId w:val="1942912895"/>
         </w:trPr>
         <w:tc>
           <w:tcPr>
@@ -17992,7 +17975,7 @@
       <w:pPr>
         <w:pStyle w:val="Heading4"/>
         <w:shd w:val="clear" w:color="auto" w:fill="FFFFFF"/>
-        <w:divId w:val="1584602770"/>
+        <w:divId w:val="1356661523"/>
         <w:rPr>
           <w:rFonts w:ascii="Segoe UI" w:eastAsia="Times New Roman" w:hAnsi="Segoe UI" w:cs="Segoe UI"/>
           <w:color w:val="1B2733"/>
@@ -18011,7 +17994,7 @@
         <w:pStyle w:val="NormalWeb"/>
         <w:shd w:val="clear" w:color="auto" w:fill="FFFFFF"/>
         <w:spacing w:after="330"/>
-        <w:divId w:val="1584602770"/>
+        <w:divId w:val="1356661523"/>
         <w:rPr>
           <w:rFonts w:ascii="Segoe UI" w:hAnsi="Segoe UI" w:cs="Segoe UI"/>
           <w:color w:val="1B2733"/>
@@ -18034,7 +18017,7 @@
         <w:shd w:val="clear" w:color="auto" w:fill="FFFFFF"/>
         <w:spacing w:before="240" w:after="120"/>
         <w:outlineLvl w:val="3"/>
-        <w:divId w:val="1742213836"/>
+        <w:divId w:val="1925919853"/>
         <w:rPr>
           <w:rFonts w:ascii="Segoe UI" w:eastAsia="Times New Roman" w:hAnsi="Segoe UI" w:cs="Segoe UI"/>
           <w:b/>
@@ -18061,7 +18044,7 @@
         <w:pStyle w:val="NormalWeb"/>
         <w:shd w:val="clear" w:color="auto" w:fill="FFFFFF"/>
         <w:spacing w:after="330"/>
-        <w:divId w:val="1742213836"/>
+        <w:divId w:val="1925919853"/>
         <w:rPr>
           <w:rFonts w:ascii="Segoe UI" w:hAnsi="Segoe UI" w:cs="Segoe UI"/>
           <w:color w:val="1B2733"/>
@@ -18201,7 +18184,7 @@
         <w:shd w:val="clear" w:color="auto" w:fill="FFFFFF"/>
         <w:spacing w:before="240" w:after="120"/>
         <w:outlineLvl w:val="3"/>
-        <w:divId w:val="773983238"/>
+        <w:divId w:val="1083068585"/>
         <w:rPr>
           <w:rFonts w:ascii="Segoe UI" w:eastAsia="Times New Roman" w:hAnsi="Segoe UI" w:cs="Segoe UI"/>
           <w:b/>
@@ -18228,7 +18211,7 @@
         <w:pStyle w:val="NormalWeb"/>
         <w:shd w:val="clear" w:color="auto" w:fill="FFFFFF"/>
         <w:spacing w:after="330"/>
-        <w:divId w:val="773983238"/>
+        <w:divId w:val="1083068585"/>
         <w:rPr>
           <w:rFonts w:ascii="Segoe UI" w:hAnsi="Segoe UI" w:cs="Segoe UI"/>
           <w:color w:val="1B2733"/>
@@ -18298,7 +18281,7 @@
         <w:shd w:val="clear" w:color="auto" w:fill="FFFFFF"/>
         <w:spacing w:before="240" w:after="120"/>
         <w:outlineLvl w:val="3"/>
-        <w:divId w:val="1052773552"/>
+        <w:divId w:val="13922681"/>
         <w:rPr>
           <w:rFonts w:ascii="Segoe UI" w:eastAsia="Times New Roman" w:hAnsi="Segoe UI" w:cs="Segoe UI"/>
           <w:b/>
@@ -18325,7 +18308,7 @@
         <w:pStyle w:val="NormalWeb"/>
         <w:shd w:val="clear" w:color="auto" w:fill="FFFFFF"/>
         <w:spacing w:after="330"/>
-        <w:divId w:val="1052773552"/>
+        <w:divId w:val="13922681"/>
         <w:rPr>
           <w:rFonts w:ascii="Segoe UI" w:hAnsi="Segoe UI" w:cs="Segoe UI"/>
           <w:color w:val="1B2733"/>
@@ -18383,7 +18366,7 @@
         <w:shd w:val="clear" w:color="auto" w:fill="FFFFFF"/>
         <w:spacing w:before="240" w:after="120"/>
         <w:outlineLvl w:val="3"/>
-        <w:divId w:val="1443113779"/>
+        <w:divId w:val="1706565717"/>
         <w:rPr>
           <w:rFonts w:ascii="Segoe UI" w:eastAsia="Times New Roman" w:hAnsi="Segoe UI" w:cs="Segoe UI"/>
           <w:b/>
@@ -18410,7 +18393,7 @@
         <w:pStyle w:val="NormalWeb"/>
         <w:shd w:val="clear" w:color="auto" w:fill="FFFFFF"/>
         <w:spacing w:after="330"/>
-        <w:divId w:val="1443113779"/>
+        <w:divId w:val="1706565717"/>
         <w:rPr>
           <w:rFonts w:ascii="Segoe UI" w:hAnsi="Segoe UI" w:cs="Segoe UI"/>
           <w:color w:val="1B2733"/>
@@ -18476,7 +18459,7 @@
         <w:shd w:val="clear" w:color="auto" w:fill="FFFFFF"/>
         <w:spacing w:before="240" w:after="120"/>
         <w:outlineLvl w:val="3"/>
-        <w:divId w:val="1400055004"/>
+        <w:divId w:val="2014184717"/>
         <w:rPr>
           <w:rFonts w:ascii="Segoe UI" w:eastAsia="Times New Roman" w:hAnsi="Segoe UI" w:cs="Segoe UI"/>
           <w:b/>
@@ -18503,7 +18486,7 @@
         <w:pStyle w:val="NormalWeb"/>
         <w:shd w:val="clear" w:color="auto" w:fill="FFFFFF"/>
         <w:spacing w:after="330"/>
-        <w:divId w:val="1400055004"/>
+        <w:divId w:val="2014184717"/>
         <w:rPr>
           <w:rFonts w:ascii="Segoe UI" w:hAnsi="Segoe UI" w:cs="Segoe UI"/>
           <w:color w:val="1B2733"/>
@@ -18569,7 +18552,7 @@
         <w:shd w:val="clear" w:color="auto" w:fill="FFFFFF"/>
         <w:spacing w:before="240" w:after="120"/>
         <w:outlineLvl w:val="3"/>
-        <w:divId w:val="552499274"/>
+        <w:divId w:val="1072235895"/>
         <w:rPr>
           <w:rFonts w:ascii="Segoe UI" w:eastAsia="Times New Roman" w:hAnsi="Segoe UI" w:cs="Segoe UI"/>
           <w:b/>
@@ -18596,7 +18579,7 @@
         <w:pStyle w:val="NormalWeb"/>
         <w:shd w:val="clear" w:color="auto" w:fill="FFFFFF"/>
         <w:spacing w:after="330"/>
-        <w:divId w:val="552499274"/>
+        <w:divId w:val="1072235895"/>
         <w:rPr>
           <w:rFonts w:ascii="Segoe UI" w:hAnsi="Segoe UI" w:cs="Segoe UI"/>
           <w:color w:val="1B2733"/>
@@ -18671,7 +18654,7 @@
         <w:shd w:val="clear" w:color="auto" w:fill="FFFFFF"/>
         <w:spacing w:before="240" w:after="120"/>
         <w:outlineLvl w:val="3"/>
-        <w:divId w:val="1406294363"/>
+        <w:divId w:val="713896021"/>
         <w:rPr>
           <w:rFonts w:ascii="Segoe UI" w:eastAsia="Times New Roman" w:hAnsi="Segoe UI" w:cs="Segoe UI"/>
           <w:b/>
@@ -18698,7 +18681,7 @@
         <w:pStyle w:val="NormalWeb"/>
         <w:shd w:val="clear" w:color="auto" w:fill="FFFFFF"/>
         <w:spacing w:after="330"/>
-        <w:divId w:val="1406294363"/>
+        <w:divId w:val="713896021"/>
         <w:rPr>
           <w:rFonts w:ascii="Segoe UI" w:hAnsi="Segoe UI" w:cs="Segoe UI"/>
           <w:color w:val="1B2733"/>
@@ -18770,7 +18753,7 @@
           <w:numId w:val="7"/>
         </w:numPr>
         <w:spacing w:before="100" w:beforeAutospacing="1" w:after="100" w:afterAutospacing="1"/>
-        <w:divId w:val="1522666314"/>
+        <w:divId w:val="655768478"/>
         <w:rPr>
           <w:rFonts w:ascii="Segoe UI" w:eastAsia="Times New Roman" w:hAnsi="Segoe UI" w:cs="Segoe UI"/>
           <w:color w:val="1B2733"/>
@@ -18805,7 +18788,7 @@
           <w:numId w:val="7"/>
         </w:numPr>
         <w:spacing w:before="100" w:beforeAutospacing="1" w:after="100" w:afterAutospacing="1"/>
-        <w:divId w:val="1522666314"/>
+        <w:divId w:val="655768478"/>
         <w:rPr>
           <w:rFonts w:ascii="Segoe UI" w:eastAsia="Times New Roman" w:hAnsi="Segoe UI" w:cs="Segoe UI"/>
           <w:color w:val="1B2733"/>
@@ -18840,7 +18823,7 @@
           <w:sz w:val="23"/>
           <w:szCs w:val="23"/>
         </w:rPr>
-        <w:t xml:space="preserve"> ≈2,8 FTE сервиса «Северсталь». Р-02, К-02.</w:t>
+        <w:t xml:space="preserve"> ≈2,8 FTE специалистов «Северсталь». Р-02, К-02.</w:t>
       </w:r>
     </w:p>
     <w:p>
@@ -18850,7 +18833,7 @@
           <w:numId w:val="7"/>
         </w:numPr>
         <w:spacing w:before="100" w:beforeAutospacing="1" w:after="100" w:afterAutospacing="1"/>
-        <w:divId w:val="1522666314"/>
+        <w:divId w:val="655768478"/>
         <w:rPr>
           <w:rFonts w:ascii="Segoe UI" w:eastAsia="Times New Roman" w:hAnsi="Segoe UI" w:cs="Segoe UI"/>
           <w:color w:val="1B2733"/>
@@ -18885,7 +18868,7 @@
           <w:numId w:val="7"/>
         </w:numPr>
         <w:spacing w:before="100" w:beforeAutospacing="1" w:after="100" w:afterAutospacing="1"/>
-        <w:divId w:val="1522666314"/>
+        <w:divId w:val="655768478"/>
         <w:rPr>
           <w:rFonts w:ascii="Segoe UI" w:eastAsia="Times New Roman" w:hAnsi="Segoe UI" w:cs="Segoe UI"/>
           <w:color w:val="1B2733"/>
@@ -18920,7 +18903,7 @@
           <w:numId w:val="7"/>
         </w:numPr>
         <w:spacing w:before="100" w:beforeAutospacing="1" w:after="100" w:afterAutospacing="1"/>
-        <w:divId w:val="1522666314"/>
+        <w:divId w:val="655768478"/>
         <w:rPr>
           <w:rFonts w:ascii="Segoe UI" w:eastAsia="Times New Roman" w:hAnsi="Segoe UI" w:cs="Segoe UI"/>
           <w:color w:val="1B2733"/>
@@ -18976,7 +18959,7 @@
           <w:numId w:val="8"/>
         </w:numPr>
         <w:spacing w:before="100" w:beforeAutospacing="1" w:after="100" w:afterAutospacing="1"/>
-        <w:divId w:val="1433017166"/>
+        <w:divId w:val="832141882"/>
         <w:rPr>
           <w:rFonts w:ascii="Segoe UI" w:eastAsia="Times New Roman" w:hAnsi="Segoe UI" w:cs="Segoe UI"/>
           <w:color w:val="1B2733"/>
@@ -18991,7 +18974,7 @@
           <w:sz w:val="23"/>
           <w:szCs w:val="23"/>
         </w:rPr>
-        <w:t>Интервью</w:t>
+        <w:t>Инт</w:t>
       </w:r>
       <w:r>
         <w:rPr>
@@ -19000,7 +18983,7 @@
           <w:sz w:val="23"/>
           <w:szCs w:val="23"/>
         </w:rPr>
-        <w:t xml:space="preserve"> по шагам СВТ с рабочих мест ещё не было. Модель ролей — со встречи с бизнес-лидером по первой версии идеального процесса.</w:t>
+        <w:t>ервью по шагам СВТ с рабочих мест ещё не было. Модель ролей — со встречи с бизнес-лидером по первой версии идеального процесса.</w:t>
       </w:r>
     </w:p>
     <w:p>
@@ -19010,7 +18993,7 @@
           <w:numId w:val="8"/>
         </w:numPr>
         <w:spacing w:before="100" w:beforeAutospacing="1" w:after="100" w:afterAutospacing="1"/>
-        <w:divId w:val="1433017166"/>
+        <w:divId w:val="832141882"/>
         <w:rPr>
           <w:rFonts w:ascii="Segoe UI" w:eastAsia="Times New Roman" w:hAnsi="Segoe UI" w:cs="Segoe UI"/>
           <w:color w:val="1B2733"/>
@@ -19035,7 +19018,7 @@
           <w:numId w:val="8"/>
         </w:numPr>
         <w:spacing w:before="100" w:beforeAutospacing="1" w:after="100" w:afterAutospacing="1"/>
-        <w:divId w:val="1433017166"/>
+        <w:divId w:val="832141882"/>
         <w:rPr>
           <w:rFonts w:ascii="Segoe UI" w:eastAsia="Times New Roman" w:hAnsi="Segoe UI" w:cs="Segoe UI"/>
           <w:color w:val="1B2733"/>
@@ -19050,7 +19033,7 @@
           <w:sz w:val="23"/>
           <w:szCs w:val="23"/>
         </w:rPr>
-        <w:t>Не закрыто: домены аутсорса; право ЗЛУ на матри</w:t>
+        <w:t xml:space="preserve">Не закрыто: домены аутсорса; право ЗЛУ на </w:t>
       </w:r>
       <w:r>
         <w:rPr>
@@ -19059,7 +19042,7 @@
           <w:sz w:val="23"/>
           <w:szCs w:val="23"/>
         </w:rPr>
-        <w:t>цу каналов; сроки ответа на Ш3 и Ш7.</w:t>
+        <w:t>матрицу каналов; сроки ответа на Ш3 и Ш7.</w:t>
       </w:r>
     </w:p>
     <w:p>
@@ -19069,7 +19052,7 @@
           <w:numId w:val="8"/>
         </w:numPr>
         <w:spacing w:before="100" w:beforeAutospacing="1" w:after="100" w:afterAutospacing="1"/>
-        <w:divId w:val="1433017166"/>
+        <w:divId w:val="832141882"/>
         <w:rPr>
           <w:rFonts w:ascii="Segoe UI" w:eastAsia="Times New Roman" w:hAnsi="Segoe UI" w:cs="Segoe UI"/>
           <w:color w:val="1B2733"/>
@@ -19126,7 +19109,7 @@
       </w:tblGrid>
       <w:tr>
         <w:trPr>
-          <w:divId w:val="689179594"/>
+          <w:divId w:val="1013847685"/>
           <w:tblHeader/>
         </w:trPr>
         <w:tc>
@@ -19255,7 +19238,7 @@
       </w:tr>
       <w:tr>
         <w:trPr>
-          <w:divId w:val="689179594"/>
+          <w:divId w:val="1013847685"/>
         </w:trPr>
         <w:tc>
           <w:tcPr>
@@ -19358,7 +19341,7 @@
       </w:tr>
       <w:tr>
         <w:trPr>
-          <w:divId w:val="689179594"/>
+          <w:divId w:val="1013847685"/>
         </w:trPr>
         <w:tc>
           <w:tcPr>
@@ -19461,7 +19444,7 @@
       </w:tr>
       <w:tr>
         <w:trPr>
-          <w:divId w:val="689179594"/>
+          <w:divId w:val="1013847685"/>
         </w:trPr>
         <w:tc>
           <w:tcPr>
@@ -19564,7 +19547,7 @@
       </w:tr>
       <w:tr>
         <w:trPr>
-          <w:divId w:val="689179594"/>
+          <w:divId w:val="1013847685"/>
         </w:trPr>
         <w:tc>
           <w:tcPr>
@@ -19667,7 +19650,7 @@
       </w:tr>
       <w:tr>
         <w:trPr>
-          <w:divId w:val="689179594"/>
+          <w:divId w:val="1013847685"/>
         </w:trPr>
         <w:tc>
           <w:tcPr>
@@ -19779,7 +19762,7 @@
       </w:tr>
       <w:tr>
         <w:trPr>
-          <w:divId w:val="689179594"/>
+          <w:divId w:val="1013847685"/>
         </w:trPr>
         <w:tc>
           <w:tcPr>
@@ -19914,7 +19897,7 @@
         <w:rPr>
           <w:rFonts w:ascii="Segoe UI" w:hAnsi="Segoe UI" w:cs="Segoe UI"/>
         </w:rPr>
-        <w:t>тские пути целевого процесса СВТ · версия 2, 26.10.2026 · форма по образцу Word «Роли и клиентские пути целевого процесса Логистика» (разделы 0–7: о документе, рамка, схемы, карта ролей, пути, выводы, границы знания, вопросы владельцу) · кольцо Ш1–Ш9 не ду</w:t>
+        <w:t>тские пути целевого процесса СВТ · версия 2, 29.10.2026 · форма по образцу Word «Роли и клиентские пути целевого процесса Логистика» (разделы 0–7: о документе, рамка, схемы, карта ролей, пути, выводы, границы знания, вопросы владельцу) · кольцо Ш1–Ш9 не ду</w:t>
       </w:r>
       <w:r>
         <w:rPr>
@@ -19928,7 +19911,7 @@
             <w:rStyle w:val="Hyperlink"/>
             <w:rFonts w:ascii="Segoe UI" w:hAnsi="Segoe UI" w:cs="Segoe UI"/>
           </w:rPr>
-          <w:t>идеальный процесс, версия 2</w:t>
+          <w:t>идеальный процесс, версия 2.3</w:t>
         </w:r>
       </w:hyperlink>
       <w:r>
@@ -19981,9 +19964,9 @@
 <file path=word/numbering.xml><?xml version="1.0" encoding="utf-8"?>
 <w:numbering xmlns:wpc="http://schemas.microsoft.com/office/word/2010/wordprocessingCanvas" xmlns:cx="http://schemas.microsoft.com/office/drawing/2014/chartex" xmlns:cx1="http://schemas.microsoft.com/office/drawing/2015/9/8/chartex" xmlns:mc="http://schemas.openxmlformats.org/markup-compatibility/2006" xmlns:o="urn:schemas-microsoft-com:office:office" xmlns:r="http://schemas.openxmlformats.org/officeDocument/2006/relationships" xmlns:m="http://schemas.openxmlformats.org/officeDocument/2006/math" xmlns:v="urn:schemas-microsoft-com:vml" xmlns:wp14="http://schemas.microsoft.com/office/word/2010/wordprocessingDrawing" xmlns:wp="http://schemas.openxmlformats.org/drawingml/2006/wordprocessingDrawing" xmlns:w10="urn:schemas-microsoft-com:office:word" xmlns:w="http://schemas.openxmlformats.org/wordprocessingml/2006/main" xmlns:w14="http://schemas.microsoft.com/office/word/2010/wordml" xmlns:w15="http://schemas.microsoft.com/office/word/2012/wordml" xmlns:w16se="http://schemas.microsoft.com/office/word/2015/wordml/symex" xmlns:wpg="http://schemas.microsoft.com/office/word/2010/wordprocessingGroup" xmlns:wpi="http://schemas.microsoft.com/office/word/2010/wordprocessingInk" xmlns:wne="http://schemas.microsoft.com/office/word/2006/wordml" xmlns:wps="http://schemas.microsoft.com/office/word/2010/wordprocessingShape" mc:Ignorable="w14 w15 w16se wp14">
   <w:abstractNum w:abstractNumId="0" w15:restartNumberingAfterBreak="0">
-    <w:nsid w:val="0D50632C"/>
+    <w:nsid w:val="136C542A"/>
     <w:multiLevelType w:val="multilevel"/>
-    <w:tmpl w:val="91A01310"/>
+    <w:tmpl w:val="349E0DC6"/>
     <w:lvl w:ilvl="0">
       <w:start w:val="1"/>
       <w:numFmt w:val="bullet"/>
@@ -20130,9 +20113,9 @@
     </w:lvl>
   </w:abstractNum>
   <w:abstractNum w:abstractNumId="1" w15:restartNumberingAfterBreak="0">
-    <w:nsid w:val="162415B6"/>
+    <w:nsid w:val="1ABD6F7D"/>
     <w:multiLevelType w:val="multilevel"/>
-    <w:tmpl w:val="3386EC0E"/>
+    <w:tmpl w:val="C148A072"/>
     <w:lvl w:ilvl="0">
       <w:start w:val="1"/>
       <w:numFmt w:val="bullet"/>
@@ -20279,9 +20262,9 @@
     </w:lvl>
   </w:abstractNum>
   <w:abstractNum w:abstractNumId="2" w15:restartNumberingAfterBreak="0">
-    <w:nsid w:val="1909200E"/>
+    <w:nsid w:val="2539346B"/>
     <w:multiLevelType w:val="multilevel"/>
-    <w:tmpl w:val="03983BE4"/>
+    <w:tmpl w:val="551A2876"/>
     <w:lvl w:ilvl="0">
       <w:start w:val="1"/>
       <w:numFmt w:val="bullet"/>
@@ -20428,9 +20411,9 @@
     </w:lvl>
   </w:abstractNum>
   <w:abstractNum w:abstractNumId="3" w15:restartNumberingAfterBreak="0">
-    <w:nsid w:val="1DA73A3E"/>
+    <w:nsid w:val="292D6440"/>
     <w:multiLevelType w:val="multilevel"/>
-    <w:tmpl w:val="530C8A22"/>
+    <w:tmpl w:val="4BA432E2"/>
     <w:lvl w:ilvl="0">
       <w:start w:val="1"/>
       <w:numFmt w:val="bullet"/>
@@ -20577,9 +20560,9 @@
     </w:lvl>
   </w:abstractNum>
   <w:abstractNum w:abstractNumId="4" w15:restartNumberingAfterBreak="0">
-    <w:nsid w:val="535108A9"/>
+    <w:nsid w:val="31FF5159"/>
     <w:multiLevelType w:val="multilevel"/>
-    <w:tmpl w:val="EAEAAD0C"/>
+    <w:tmpl w:val="23AC0918"/>
     <w:lvl w:ilvl="0">
       <w:start w:val="1"/>
       <w:numFmt w:val="bullet"/>
@@ -20726,9 +20709,9 @@
     </w:lvl>
   </w:abstractNum>
   <w:abstractNum w:abstractNumId="5" w15:restartNumberingAfterBreak="0">
-    <w:nsid w:val="6BF97EAB"/>
+    <w:nsid w:val="3B8E74B7"/>
     <w:multiLevelType w:val="multilevel"/>
-    <w:tmpl w:val="5D4A7DAE"/>
+    <w:tmpl w:val="C930F172"/>
     <w:lvl w:ilvl="0">
       <w:start w:val="1"/>
       <w:numFmt w:val="bullet"/>
@@ -20875,9 +20858,9 @@
     </w:lvl>
   </w:abstractNum>
   <w:abstractNum w:abstractNumId="6" w15:restartNumberingAfterBreak="0">
-    <w:nsid w:val="6E045D0A"/>
+    <w:nsid w:val="46962876"/>
     <w:multiLevelType w:val="multilevel"/>
-    <w:tmpl w:val="32426AFC"/>
+    <w:tmpl w:val="FB626250"/>
     <w:lvl w:ilvl="0">
       <w:start w:val="1"/>
       <w:numFmt w:val="bullet"/>
@@ -21024,9 +21007,9 @@
     </w:lvl>
   </w:abstractNum>
   <w:abstractNum w:abstractNumId="7" w15:restartNumberingAfterBreak="0">
-    <w:nsid w:val="7A6A0EEB"/>
+    <w:nsid w:val="76F85D10"/>
     <w:multiLevelType w:val="multilevel"/>
-    <w:tmpl w:val="E31E738C"/>
+    <w:tmpl w:val="ECF8743E"/>
     <w:lvl w:ilvl="0">
       <w:start w:val="1"/>
       <w:numFmt w:val="bullet"/>
@@ -21173,25 +21156,25 @@
     </w:lvl>
   </w:abstractNum>
   <w:num w:numId="1">
-    <w:abstractNumId w:val="5"/>
+    <w:abstractNumId w:val="2"/>
   </w:num>
   <w:num w:numId="2">
+    <w:abstractNumId w:val="4"/>
+  </w:num>
+  <w:num w:numId="3">
+    <w:abstractNumId w:val="0"/>
+  </w:num>
+  <w:num w:numId="4">
     <w:abstractNumId w:val="6"/>
   </w:num>
-  <w:num w:numId="3">
+  <w:num w:numId="5">
+    <w:abstractNumId w:val="7"/>
+  </w:num>
+  <w:num w:numId="6">
     <w:abstractNumId w:val="1"/>
   </w:num>
-  <w:num w:numId="4">
-    <w:abstractNumId w:val="2"/>
-  </w:num>
-  <w:num w:numId="5">
-    <w:abstractNumId w:val="4"/>
-  </w:num>
-  <w:num w:numId="6">
-    <w:abstractNumId w:val="7"/>
-  </w:num>
   <w:num w:numId="7">
-    <w:abstractNumId w:val="0"/>
+    <w:abstractNumId w:val="5"/>
   </w:num>
   <w:num w:numId="8">
     <w:abstractNumId w:val="3"/>
